--- a/docs/grepxcel-guide.docx
+++ b/docs/grepxcel-guide.docx
@@ -474,6 +474,43 @@
       </w:pPr>
       <w:r>
         <w:t xml:space="preserve">grepxcel schema pattern.xlsx</w:t>
+      </w:r>
+    </w:p>
+    <w:p>
+      <w:pPr>
+        <w:pStyle w:val="Normal"/>
+      </w:pPr>
+    </w:p>
+    <w:p>
+      <w:pPr>
+        <w:pStyle w:val="Heading2"/>
+      </w:pPr>
+      <w:r>
+        <w:t xml:space="preserve">Shell TAB Completion</w:t>
+      </w:r>
+    </w:p>
+    <w:p>
+      <w:pPr>
+        <w:pStyle w:val="Normal"/>
+      </w:pPr>
+      <w:r>
+        <w:t xml:space="preserve">grepxcel includes TAB completion for all subcommands and flags (bash, zsh, fish). Add this once to your shell config file to activate it:</w:t>
+      </w:r>
+    </w:p>
+    <w:p>
+      <w:pPr>
+        <w:pStyle w:val="Code"/>
+      </w:pPr>
+      <w:r>
+        <w:t xml:space="preserve">eval "$(register-python-argcomplete grepxcel)"</w:t>
+      </w:r>
+    </w:p>
+    <w:p>
+      <w:pPr>
+        <w:pStyle w:val="Normal"/>
+      </w:pPr>
+      <w:r>
+        <w:t xml:space="preserve">Add the line above to ~/.bashrc or ~/.zshrc, then open a new terminal. After that, pressing TAB after grepxcel completes subcommands and flags automatically.</w:t>
       </w:r>
     </w:p>
     <w:p>

--- a/docs/grepxcel-guide.docx
+++ b/docs/grepxcel-guide.docx
@@ -705,15 +705,15 @@
         <w:pStyle w:val="Normal"/>
       </w:pPr>
       <w:r>
-        <w:t xml:space="preserve">grepxcel 0.4.0rc1</w:t>
-      </w:r>
-    </w:p>
-    <w:p>
-      <w:pPr>
-        <w:pStyle w:val="Normal"/>
-      </w:pPr>
-      <w:r>
-        <w:t xml:space="preserve">Generated:  2026-09-20 11:22 UTC</w:t>
+        <w:t xml:space="preserve">grepxcel 0.4.2rc2</w:t>
+      </w:r>
+    </w:p>
+    <w:p>
+      <w:pPr>
+        <w:pStyle w:val="Normal"/>
+      </w:pPr>
+      <w:r>
+        <w:t xml:space="preserve">Generated:  2026-09-26 18:27 UTC</w:t>
       </w:r>
     </w:p>
     <w:p>

--- a/docs/grepxcel-guide.docx
+++ b/docs/grepxcel-guide.docx
@@ -713,15 +713,7 @@
         <w:pStyle w:val="Normal"/>
       </w:pPr>
       <w:r>
-        <w:t xml:space="preserve">Generated:  2026-09-26 18:27 UTC</w:t>
-      </w:r>
-    </w:p>
-    <w:p>
-      <w:pPr>
-        <w:pStyle w:val="Normal"/>
-      </w:pPr>
-      <w:r>
-        <w:t xml:space="preserve">Executable: /home/scpg-dev/dev/projects/grepxcel/.venv/bin/grepxcel</w:t>
+        <w:t xml:space="preserve">Generated:  2020-01-01 00:00 UTC</w:t>
       </w:r>
     </w:p>
   </w:body>

--- a/docs/grepxcel-guide.docx
+++ b/docs/grepxcel-guide.docx
@@ -705,23 +705,15 @@
         <w:pStyle w:val="Normal"/>
       </w:pPr>
       <w:r>
-        <w:t xml:space="preserve">grepxcel 0.4.0rc1</w:t>
-      </w:r>
-    </w:p>
-    <w:p>
-      <w:pPr>
-        <w:pStyle w:val="Normal"/>
-      </w:pPr>
-      <w:r>
-        <w:t xml:space="preserve">Generated:  2026-09-20 11:22 UTC</w:t>
-      </w:r>
-    </w:p>
-    <w:p>
-      <w:pPr>
-        <w:pStyle w:val="Normal"/>
-      </w:pPr>
-      <w:r>
-        <w:t xml:space="preserve">Executable: /home/scpg-dev/dev/projects/grepxcel/.venv/bin/grepxcel</w:t>
+        <w:t xml:space="preserve">grepxcel 0.4.2rc2</w:t>
+      </w:r>
+    </w:p>
+    <w:p>
+      <w:pPr>
+        <w:pStyle w:val="Normal"/>
+      </w:pPr>
+      <w:r>
+        <w:t xml:space="preserve">Generated:  2020-01-01 00:00 UTC</w:t>
       </w:r>
     </w:p>
   </w:body>

--- a/docs/grepxcel-guide.docx
+++ b/docs/grepxcel-guide.docx
@@ -705,7 +705,7 @@
         <w:pStyle w:val="Normal"/>
       </w:pPr>
       <w:r>
-        <w:t xml:space="preserve">grepxcel 0.4.2rc2</w:t>
+        <w:t xml:space="preserve">grepxcel 0.5.0</w:t>
       </w:r>
     </w:p>
     <w:p>
